--- a/2 Requirement Analysis/Data Flow Diagram.docx
+++ b/2 Requirement Analysis/Data Flow Diagram.docx
@@ -129,7 +129,7 @@
               <w:rPr>
                 <w:sz w:val="24"/>
               </w:rPr>
-              <w:t xml:space="preserve">02 October 2026</w:t>
+              <w:t>01/10/2026</w:t>
             </w:r>
           </w:p>
         </w:tc>
@@ -261,6 +261,55 @@
                 <w:sz w:val="24"/>
               </w:rPr>
               <w:t xml:space="preserve">PocketSmart AI</w:t>
+            </w:r>
+          </w:p>
+        </w:tc>
+      </w:tr>
+      <w:tr>
+        <w:trPr>
+          <w:trHeight w:val="460" w:hRule="atLeast"/>
+        </w:trPr>
+        <w:tc>
+          <w:tcPr>
+            <w:tcW w:w="3220" w:type="dxa"/>
+          </w:tcPr>
+          <w:p>
+            <w:pPr>
+              <w:pStyle w:val="TableParagraph"/>
+              <w:spacing w:before="82"/>
+              <w:rPr>
+                <w:b/>
+                <w:sz w:val="24"/>
+              </w:rPr>
+            </w:pPr>
+            <w:r>
+              <w:rPr>
+                <w:b/>
+                <w:sz w:val="24"/>
+              </w:rPr>
+              <w:t>Guide</w:t>
+            </w:r>
+          </w:p>
+        </w:tc>
+        <w:tc>
+          <w:tcPr>
+            <w:tcW w:w="6120" w:type="dxa"/>
+          </w:tcPr>
+          <w:p>
+            <w:pPr>
+              <w:pStyle w:val="TableParagraph"/>
+              <w:spacing w:before="82"/>
+              <w:ind w:left="114"/>
+              <w:rPr>
+                <w:sz w:val="24"/>
+              </w:rPr>
+            </w:pPr>
+            <w:r>
+              <w:rPr>
+                <w:spacing w:val="-2"/>
+                <w:sz w:val="24"/>
+              </w:rPr>
+              <w:t>N. Indumathi AP/CSE</w:t>
             </w:r>
           </w:p>
         </w:tc>
@@ -360,157 +409,7 @@
       </w:pPr>
       <w:r>
         <w:rPr/>
-        <w:t>Create</w:t>
-      </w:r>
-      <w:r>
-        <w:rPr>
-          <w:spacing w:val="-3"/>
-        </w:rPr>
-        <w:t> </w:t>
-      </w:r>
-      <w:r>
-        <w:rPr/>
-        <w:t>a</w:t>
-      </w:r>
-      <w:r>
-        <w:rPr>
-          <w:spacing w:val="-3"/>
-        </w:rPr>
-        <w:t> </w:t>
-      </w:r>
-      <w:r>
-        <w:rPr/>
-        <w:t>Data</w:t>
-      </w:r>
-      <w:r>
-        <w:rPr>
-          <w:spacing w:val="-3"/>
-        </w:rPr>
-        <w:t> </w:t>
-      </w:r>
-      <w:r>
-        <w:rPr/>
-        <w:t>Flow</w:t>
-      </w:r>
-      <w:r>
-        <w:rPr>
-          <w:spacing w:val="-3"/>
-        </w:rPr>
-        <w:t> </w:t>
-      </w:r>
-      <w:r>
-        <w:rPr/>
-        <w:t>Diagram</w:t>
-      </w:r>
-      <w:r>
-        <w:rPr>
-          <w:spacing w:val="-3"/>
-        </w:rPr>
-        <w:t> </w:t>
-      </w:r>
-      <w:r>
-        <w:rPr/>
-        <w:t>(DFD)</w:t>
-      </w:r>
-      <w:r>
-        <w:rPr>
-          <w:spacing w:val="-3"/>
-        </w:rPr>
-        <w:t> </w:t>
-      </w:r>
-      <w:r>
-        <w:rPr/>
-        <w:t>to</w:t>
-      </w:r>
-      <w:r>
-        <w:rPr>
-          <w:spacing w:val="-3"/>
-        </w:rPr>
-        <w:t> </w:t>
-      </w:r>
-      <w:r>
-        <w:rPr/>
-        <w:t>show</w:t>
-      </w:r>
-      <w:r>
-        <w:rPr>
-          <w:spacing w:val="-3"/>
-        </w:rPr>
-        <w:t> </w:t>
-      </w:r>
-      <w:r>
-        <w:rPr/>
-        <w:t>how</w:t>
-      </w:r>
-      <w:r>
-        <w:rPr>
-          <w:spacing w:val="-3"/>
-        </w:rPr>
-        <w:t> </w:t>
-      </w:r>
-      <w:r>
-        <w:rPr/>
-        <w:t>data</w:t>
-      </w:r>
-      <w:r>
-        <w:rPr>
-          <w:spacing w:val="-3"/>
-        </w:rPr>
-        <w:t> </w:t>
-      </w:r>
-      <w:r>
-        <w:rPr/>
-        <w:t>moves</w:t>
-      </w:r>
-      <w:r>
-        <w:rPr>
-          <w:spacing w:val="-3"/>
-        </w:rPr>
-        <w:t> </w:t>
-      </w:r>
-      <w:r>
-        <w:rPr/>
-        <w:t>through</w:t>
-      </w:r>
-      <w:r>
-        <w:rPr>
-          <w:spacing w:val="-3"/>
-        </w:rPr>
-        <w:t> </w:t>
-      </w:r>
-      <w:r>
-        <w:rPr/>
-        <w:t>your</w:t>
-      </w:r>
-      <w:r>
-        <w:rPr>
-          <w:spacing w:val="-3"/>
-        </w:rPr>
-        <w:t> </w:t>
-      </w:r>
-      <w:r>
-        <w:rPr/>
-        <w:t>system</w:t>
-      </w:r>
-      <w:r>
-        <w:rPr>
-          <w:spacing w:val="-3"/>
-        </w:rPr>
-        <w:t> </w:t>
-      </w:r>
-      <w:r>
-        <w:rPr/>
-        <w:t>-</w:t>
-      </w:r>
-      <w:r>
-        <w:rPr>
-          <w:spacing w:val="-3"/>
-        </w:rPr>
-        <w:t> </w:t>
-      </w:r>
-      <w:r>
-        <w:rPr/>
-        <w:t>between external entities, processes, and data stores. Use the symbol legend below as a guide.</w:t>
+        <w:t>The diagram shows how data moves between the user, the PocketSmart AI processes, the SQLite data stores and the Gemini API. The legend explains the symbols used.</w:t>
       </w:r>
     </w:p>
     <w:p>
@@ -1530,7 +1429,7 @@
         <w:rPr>
           <w:b w:val="0"/>
         </w:rPr>
-        <w:t xml:space="preserve">PocketSmart AI Data Flow Diagram (Level 1)</w:t>
+        <w:t>PocketSmart AI Data Flow Diagram (Level 1)</w:t>
       </w:r>
     </w:p>
     <w:p>
@@ -1541,7 +1440,7 @@
       </w:pPr>
       <w:r>
         <w:rPr/>
-        <w:t xml:space="preserve">The diagram below shows how data moves through PocketSmart AI: the user sends requests to five online processes, which read transactions and the trained model from the data stores; the Gemini layer only phrases model output, and an offline process trains and evaluates the models.</w:t>
+        <w:t>The diagram below shows how data moves through PocketSmart AI: the user registers and logs in (1.0), submits a budget and preferences that are validated (2.0), the catalog is shortlisted (3.0), Google Gemini is asked to choose and explain products (4.0), the answer is verified against the budget with a rule-based fallback (5.0), and the result is saved to history and shown as cards (6.0). Users, the product catalog and history are the data stores.</w:t>
       </w:r>
     </w:p>
     <w:p>
@@ -1568,7 +1467,7 @@
       <w:r>
         <w:drawing>
           <wp:inline>
-            <wp:extent cx="5852160" cy="4018266"/>
+            <wp:extent cx="5852160" cy="4150788"/>
             <wp:docPr id="1" name="Picture 1"/>
             <wp:cNvGraphicFramePr>
               <a:graphicFrameLocks noChangeAspect="1"/>
@@ -1589,7 +1488,7 @@
                   <pic:spPr>
                     <a:xfrm>
                       <a:off x="0" y="0"/>
-                      <a:ext cx="5852160" cy="4018266"/>
+                      <a:ext cx="5852160" cy="4150788"/>
                     </a:xfrm>
                     <a:prstGeom prst="rect"/>
                   </pic:spPr>
